--- a/РВиП/практики/Практика 5.docx
+++ b/РВиП/практики/Практика 5.docx
@@ -32,7 +32,6 @@
         <w:rPr>
           <w:b/>
           <w:bCs/>
-          <w:lang w:val="en-US"/>
         </w:rPr>
       </w:pPr>
     </w:p>
@@ -125,14 +124,6 @@
       <w:r>
         <w:t xml:space="preserve"> временно «ломается».</w:t>
       </w:r>
-      <w:proofErr w:type="spellStart"/>
-      <w:r>
-        <w:t xml:space="preserve"> </w:t>
-      </w:r>
-      <w:proofErr w:type="spellEnd"/>
-      <w:r>
-        <w:t>В качестве результата предоставьте код обоих сервисов, описание выбранной стратегии повторных попыток и примеры запросов, демонстрирующие оба сценария.</w:t>
-      </w:r>
     </w:p>
     <w:p/>
     <w:p>
@@ -166,7 +157,7 @@
       </w:r>
       <w:proofErr w:type="spellEnd"/>
       <w:r>
-        <w:t xml:space="preserve">, не реализуя её программно. Система должна включать три сервиса </w:t>
+        <w:t xml:space="preserve">. Система должна включать три сервиса </w:t>
       </w:r>
       <w:r>
         <w:t>–</w:t>
@@ -226,18 +217,12 @@
       </w:r>
       <w:proofErr w:type="spellEnd"/>
       <w:r>
-        <w:t xml:space="preserve">. Подготовьте два вида диаграмм: диаграмму компонентов, где сервисы показаны как отдельные компоненты, указаны их интерфейсы и зависимости друг от друга, а также внешние зависимости (например, база данных или очередь сообщений </w:t>
+        <w:t xml:space="preserve">. Подготовьте два вида диаграмм: диаграмму компонентов, где сервисы показаны как отдельные компоненты, указаны их интерфейсы и зависимости друг от друга, а также внешние зависимости (например, база данных); и диаграмму последовательности для сценария создания заказа </w:t>
       </w:r>
       <w:r>
         <w:t>–</w:t>
       </w:r>
       <w:r>
-        <w:t xml:space="preserve"> даже если они не реализованы); и диаграмму последовательности для сценария создания заказа </w:t>
-      </w:r>
-      <w:r>
-        <w:t>–</w:t>
-      </w:r>
-      <w:r>
         <w:t xml:space="preserve"> на ней детально отобразите обмен сообщениями между клиентом, сервисами и обратно, включая альтернативную ветку на случай сбоя </w:t>
       </w:r>
       <w:proofErr w:type="spellStart"/>
@@ -246,7 +231,7 @@
       </w:r>
       <w:proofErr w:type="spellEnd"/>
       <w:r>
-        <w:t>: покажите, как система реагирует, если один из сервисов временно недоступен. В качестве результата сдайте изображения обеих диаграмм и краткое пояснение к ним: для диаграммы компонентов опишите, какие зависимости отражены и почему они важны; для диаграммы последовательности объясните, как система обрабатывает успешный сценарий и сценарий сбоя.</w:t>
+        <w:t>: покажите, как система реагирует, если один из сервисов временно недоступен.</w:t>
       </w:r>
     </w:p>
     <w:p/>
@@ -307,7 +292,6 @@
       </w:r>
       <w:proofErr w:type="spellStart"/>
       <w:r>
-        <w:lastRenderedPageBreak/>
         <w:t>Python</w:t>
       </w:r>
       <w:r>
@@ -336,7 +320,13 @@
       </w:r>
       <w:proofErr w:type="spellEnd"/>
       <w:r>
-        <w:t xml:space="preserve">: сначала выделите логику работы с пользователями в отдельный модуль, сохранив всё в рамках одного сервиса; затем вынесите эту логику в отдельный независимый сервис </w:t>
+        <w:t xml:space="preserve">: </w:t>
+      </w:r>
+      <w:r>
+        <w:t xml:space="preserve">например, </w:t>
+      </w:r>
+      <w:r>
+        <w:t xml:space="preserve">сначала выделите логику работы с пользователями в отдельный модуль, сохранив всё в рамках одного сервиса; затем вынесите эту логику в отдельный независимый сервис </w:t>
       </w:r>
       <w:proofErr w:type="spellStart"/>
       <w:r>
@@ -344,52 +334,15 @@
       </w:r>
       <w:proofErr w:type="spellEnd"/>
       <w:r>
-        <w:t xml:space="preserve"> и настройте обращение к нему по HTTP; на третьем шаге аналогично вынесите логику уведомлений в </w:t>
-      </w:r>
-      <w:proofErr w:type="spellStart"/>
-      <w:r>
-        <w:t>NotificationService</w:t>
-      </w:r>
-      <w:proofErr w:type="spellEnd"/>
-      <w:r>
-        <w:t xml:space="preserve">, оставив в основном сервисе только </w:t>
-      </w:r>
-      <w:proofErr w:type="spellStart"/>
-      <w:r>
-        <w:t>оркестрацию</w:t>
-      </w:r>
-      <w:proofErr w:type="spellEnd"/>
-      <w:r>
-        <w:t xml:space="preserve"> заказов. Реализуйте механизм совместимости: в основном сервисе добавьте флаг конфигурации, позволяющий переключаться между локальной работой с модулем пользователей и обращением к отдельному сервису; при этом поведение системы для внешнего клиента должно оставаться одинаковым в обоих режимах. В результате сдайте код начального состояния и ключевых этапов </w:t>
-      </w:r>
-      <w:proofErr w:type="spellStart"/>
-      <w:r>
-        <w:t>рефакторинга</w:t>
-      </w:r>
-      <w:proofErr w:type="spellEnd"/>
-      <w:r>
-        <w:t xml:space="preserve">, конфигурационный файл для переключения режимов, а также описание проблем, возникающих при таком переходе (например, сетевые задержки, необходимость обработки ошибок, согласованность данных), и способов их смягчения </w:t>
-      </w:r>
-      <w:r>
-        <w:t>–</w:t>
-      </w:r>
-      <w:r>
-        <w:t xml:space="preserve"> таких как </w:t>
-      </w:r>
-      <w:proofErr w:type="spellStart"/>
-      <w:r>
-        <w:t>тайм</w:t>
-      </w:r>
-      <w:r>
-        <w:noBreakHyphen/>
-        <w:t>ауты</w:t>
-      </w:r>
-      <w:proofErr w:type="spellEnd"/>
-      <w:r>
-        <w:t>, повторные попытки и идемпотентность операций.</w:t>
+        <w:t xml:space="preserve"> и нас</w:t>
+      </w:r>
+      <w:r>
+        <w:t>тройте обращение к нему по HTTP</w:t>
+      </w:r>
+      <w:r>
+        <w:t>.</w:t>
       </w:r>
     </w:p>
-    <w:p/>
     <w:sectPr>
       <w:pgSz w:w="11906" w:h="16838"/>
       <w:pgMar w:top="1134" w:right="850" w:bottom="1134" w:left="1701" w:header="708" w:footer="708" w:gutter="0"/>
@@ -740,6 +693,7 @@
   <w:style w:type="character" w:default="1" w:styleId="a0">
     <w:name w:val="Default Paragraph Font"/>
     <w:uiPriority w:val="1"/>
+    <w:semiHidden/>
     <w:unhideWhenUsed/>
   </w:style>
   <w:style w:type="table" w:default="1" w:styleId="a1">
